--- a/report.docx
+++ b/report.docx
@@ -148,12 +148,6 @@
         <w:gridCol w:w="5660"/>
       </w:tblGrid>
       <w:tr>
-        <w:tblPrEx>
-          <w:tblCellMar>
-            <w:top w:w="0" w:type="dxa"/>
-            <w:bottom w:w="0" w:type="dxa"/>
-          </w:tblCellMar>
-        </w:tblPrEx>
         <w:trPr>
           <w:tblHeader/>
         </w:trPr>
@@ -241,12 +235,6 @@
         </w:tc>
       </w:tr>
       <w:tr>
-        <w:tblPrEx>
-          <w:tblCellMar>
-            <w:top w:w="0" w:type="dxa"/>
-            <w:bottom w:w="0" w:type="dxa"/>
-          </w:tblCellMar>
-        </w:tblPrEx>
         <w:tc>
           <w:tcPr>
             <w:tcW w:w="1200" w:type="dxa"/>
@@ -366,12 +354,6 @@
         </w:tc>
       </w:tr>
       <w:tr>
-        <w:tblPrEx>
-          <w:tblCellMar>
-            <w:top w:w="0" w:type="dxa"/>
-            <w:bottom w:w="0" w:type="dxa"/>
-          </w:tblCellMar>
-        </w:tblPrEx>
         <w:tc>
           <w:tcPr>
             <w:tcW w:w="1200" w:type="dxa"/>
@@ -463,12 +445,6 @@
         </w:tc>
       </w:tr>
       <w:tr>
-        <w:tblPrEx>
-          <w:tblCellMar>
-            <w:top w:w="0" w:type="dxa"/>
-            <w:bottom w:w="0" w:type="dxa"/>
-          </w:tblCellMar>
-        </w:tblPrEx>
         <w:tc>
           <w:tcPr>
             <w:tcW w:w="1200" w:type="dxa"/>
@@ -578,12 +554,6 @@
         </w:tc>
       </w:tr>
       <w:tr>
-        <w:tblPrEx>
-          <w:tblCellMar>
-            <w:top w:w="0" w:type="dxa"/>
-            <w:bottom w:w="0" w:type="dxa"/>
-          </w:tblCellMar>
-        </w:tblPrEx>
         <w:tc>
           <w:tcPr>
             <w:tcW w:w="1200" w:type="dxa"/>
@@ -733,12 +703,6 @@
         <w:gridCol w:w="6360"/>
       </w:tblGrid>
       <w:tr>
-        <w:tblPrEx>
-          <w:tblCellMar>
-            <w:top w:w="0" w:type="dxa"/>
-            <w:bottom w:w="0" w:type="dxa"/>
-          </w:tblCellMar>
-        </w:tblPrEx>
         <w:trPr>
           <w:tblHeader/>
         </w:trPr>
@@ -806,12 +770,6 @@
         </w:tc>
       </w:tr>
       <w:tr>
-        <w:tblPrEx>
-          <w:tblCellMar>
-            <w:top w:w="0" w:type="dxa"/>
-            <w:bottom w:w="0" w:type="dxa"/>
-          </w:tblCellMar>
-        </w:tblPrEx>
         <w:tc>
           <w:tcPr>
             <w:tcW w:w="3000" w:type="dxa"/>
@@ -872,12 +830,6 @@
         </w:tc>
       </w:tr>
       <w:tr>
-        <w:tblPrEx>
-          <w:tblCellMar>
-            <w:top w:w="0" w:type="dxa"/>
-            <w:bottom w:w="0" w:type="dxa"/>
-          </w:tblCellMar>
-        </w:tblPrEx>
         <w:tc>
           <w:tcPr>
             <w:tcW w:w="3000" w:type="dxa"/>
@@ -974,12 +926,6 @@
         </w:tc>
       </w:tr>
       <w:tr>
-        <w:tblPrEx>
-          <w:tblCellMar>
-            <w:top w:w="0" w:type="dxa"/>
-            <w:bottom w:w="0" w:type="dxa"/>
-          </w:tblCellMar>
-        </w:tblPrEx>
         <w:tc>
           <w:tcPr>
             <w:tcW w:w="3000" w:type="dxa"/>
@@ -1076,12 +1022,6 @@
         </w:tc>
       </w:tr>
       <w:tr>
-        <w:tblPrEx>
-          <w:tblCellMar>
-            <w:top w:w="0" w:type="dxa"/>
-            <w:bottom w:w="0" w:type="dxa"/>
-          </w:tblCellMar>
-        </w:tblPrEx>
         <w:tc>
           <w:tcPr>
             <w:tcW w:w="3000" w:type="dxa"/>
@@ -1170,12 +1110,6 @@
         </w:tc>
       </w:tr>
       <w:tr>
-        <w:tblPrEx>
-          <w:tblCellMar>
-            <w:top w:w="0" w:type="dxa"/>
-            <w:bottom w:w="0" w:type="dxa"/>
-          </w:tblCellMar>
-        </w:tblPrEx>
         <w:tc>
           <w:tcPr>
             <w:tcW w:w="3000" w:type="dxa"/>
@@ -1254,12 +1188,6 @@
         </w:tc>
       </w:tr>
       <w:tr>
-        <w:tblPrEx>
-          <w:tblCellMar>
-            <w:top w:w="0" w:type="dxa"/>
-            <w:bottom w:w="0" w:type="dxa"/>
-          </w:tblCellMar>
-        </w:tblPrEx>
         <w:tc>
           <w:tcPr>
             <w:tcW w:w="3000" w:type="dxa"/>
@@ -1366,12 +1294,6 @@
         </w:tc>
       </w:tr>
       <w:tr>
-        <w:tblPrEx>
-          <w:tblCellMar>
-            <w:top w:w="0" w:type="dxa"/>
-            <w:bottom w:w="0" w:type="dxa"/>
-          </w:tblCellMar>
-        </w:tblPrEx>
         <w:tc>
           <w:tcPr>
             <w:tcW w:w="3000" w:type="dxa"/>
@@ -1491,12 +1413,6 @@
         <w:gridCol w:w="1890"/>
       </w:tblGrid>
       <w:tr>
-        <w:tblPrEx>
-          <w:tblCellMar>
-            <w:top w:w="0" w:type="dxa"/>
-            <w:bottom w:w="0" w:type="dxa"/>
-          </w:tblCellMar>
-        </w:tblPrEx>
         <w:trPr>
           <w:tblHeader/>
         </w:trPr>
@@ -1669,12 +1585,6 @@
         </w:tc>
       </w:tr>
       <w:tr>
-        <w:tblPrEx>
-          <w:tblCellMar>
-            <w:top w:w="0" w:type="dxa"/>
-            <w:bottom w:w="0" w:type="dxa"/>
-          </w:tblCellMar>
-        </w:tblPrEx>
         <w:tc>
           <w:tcPr>
             <w:tcW w:w="1800" w:type="dxa"/>
@@ -1822,12 +1732,6 @@
         </w:tc>
       </w:tr>
       <w:tr>
-        <w:tblPrEx>
-          <w:tblCellMar>
-            <w:top w:w="0" w:type="dxa"/>
-            <w:bottom w:w="0" w:type="dxa"/>
-          </w:tblCellMar>
-        </w:tblPrEx>
         <w:tc>
           <w:tcPr>
             <w:tcW w:w="1800" w:type="dxa"/>
@@ -2047,12 +1951,6 @@
         </w:tc>
       </w:tr>
       <w:tr>
-        <w:tblPrEx>
-          <w:tblCellMar>
-            <w:top w:w="0" w:type="dxa"/>
-            <w:bottom w:w="0" w:type="dxa"/>
-          </w:tblCellMar>
-        </w:tblPrEx>
         <w:tc>
           <w:tcPr>
             <w:tcW w:w="1800" w:type="dxa"/>
@@ -2273,12 +2171,6 @@
         </w:tc>
       </w:tr>
       <w:tr>
-        <w:tblPrEx>
-          <w:tblCellMar>
-            <w:top w:w="0" w:type="dxa"/>
-            <w:bottom w:w="0" w:type="dxa"/>
-          </w:tblCellMar>
-        </w:tblPrEx>
         <w:tc>
           <w:tcPr>
             <w:tcW w:w="1800" w:type="dxa"/>
@@ -2480,12 +2372,6 @@
         </w:tc>
       </w:tr>
       <w:tr>
-        <w:tblPrEx>
-          <w:tblCellMar>
-            <w:top w:w="0" w:type="dxa"/>
-            <w:bottom w:w="0" w:type="dxa"/>
-          </w:tblCellMar>
-        </w:tblPrEx>
         <w:tc>
           <w:tcPr>
             <w:tcW w:w="1800" w:type="dxa"/>
@@ -2669,12 +2555,6 @@
         </w:tc>
       </w:tr>
       <w:tr>
-        <w:tblPrEx>
-          <w:tblCellMar>
-            <w:top w:w="0" w:type="dxa"/>
-            <w:bottom w:w="0" w:type="dxa"/>
-          </w:tblCellMar>
-        </w:tblPrEx>
         <w:tc>
           <w:tcPr>
             <w:tcW w:w="1800" w:type="dxa"/>
@@ -2858,12 +2738,6 @@
         </w:tc>
       </w:tr>
       <w:tr>
-        <w:tblPrEx>
-          <w:tblCellMar>
-            <w:top w:w="0" w:type="dxa"/>
-            <w:bottom w:w="0" w:type="dxa"/>
-          </w:tblCellMar>
-        </w:tblPrEx>
         <w:tc>
           <w:tcPr>
             <w:tcW w:w="1800" w:type="dxa"/>
@@ -3011,12 +2885,6 @@
         </w:tc>
       </w:tr>
       <w:tr>
-        <w:tblPrEx>
-          <w:tblCellMar>
-            <w:top w:w="0" w:type="dxa"/>
-            <w:bottom w:w="0" w:type="dxa"/>
-          </w:tblCellMar>
-        </w:tblPrEx>
         <w:tc>
           <w:tcPr>
             <w:tcW w:w="1800" w:type="dxa"/>
@@ -3164,12 +3032,6 @@
         </w:tc>
       </w:tr>
       <w:tr>
-        <w:tblPrEx>
-          <w:tblCellMar>
-            <w:top w:w="0" w:type="dxa"/>
-            <w:bottom w:w="0" w:type="dxa"/>
-          </w:tblCellMar>
-        </w:tblPrEx>
         <w:tc>
           <w:tcPr>
             <w:tcW w:w="1800" w:type="dxa"/>
@@ -3422,12 +3284,6 @@
         <w:gridCol w:w="7160"/>
       </w:tblGrid>
       <w:tr>
-        <w:tblPrEx>
-          <w:tblCellMar>
-            <w:top w:w="0" w:type="dxa"/>
-            <w:bottom w:w="0" w:type="dxa"/>
-          </w:tblCellMar>
-        </w:tblPrEx>
         <w:trPr>
           <w:tblHeader/>
         </w:trPr>
@@ -3495,12 +3351,6 @@
         </w:tc>
       </w:tr>
       <w:tr>
-        <w:tblPrEx>
-          <w:tblCellMar>
-            <w:top w:w="0" w:type="dxa"/>
-            <w:bottom w:w="0" w:type="dxa"/>
-          </w:tblCellMar>
-        </w:tblPrEx>
         <w:tc>
           <w:tcPr>
             <w:tcW w:w="2200" w:type="dxa"/>
@@ -3561,12 +3411,6 @@
         </w:tc>
       </w:tr>
       <w:tr>
-        <w:tblPrEx>
-          <w:tblCellMar>
-            <w:top w:w="0" w:type="dxa"/>
-            <w:bottom w:w="0" w:type="dxa"/>
-          </w:tblCellMar>
-        </w:tblPrEx>
         <w:tc>
           <w:tcPr>
             <w:tcW w:w="2200" w:type="dxa"/>
@@ -3673,12 +3517,6 @@
         </w:tc>
       </w:tr>
       <w:tr>
-        <w:tblPrEx>
-          <w:tblCellMar>
-            <w:top w:w="0" w:type="dxa"/>
-            <w:bottom w:w="0" w:type="dxa"/>
-          </w:tblCellMar>
-        </w:tblPrEx>
         <w:tc>
           <w:tcPr>
             <w:tcW w:w="2200" w:type="dxa"/>
@@ -3785,12 +3623,6 @@
         </w:tc>
       </w:tr>
       <w:tr>
-        <w:tblPrEx>
-          <w:tblCellMar>
-            <w:top w:w="0" w:type="dxa"/>
-            <w:bottom w:w="0" w:type="dxa"/>
-          </w:tblCellMar>
-        </w:tblPrEx>
         <w:tc>
           <w:tcPr>
             <w:tcW w:w="2200" w:type="dxa"/>
@@ -3897,12 +3729,6 @@
         </w:tc>
       </w:tr>
       <w:tr>
-        <w:tblPrEx>
-          <w:tblCellMar>
-            <w:top w:w="0" w:type="dxa"/>
-            <w:bottom w:w="0" w:type="dxa"/>
-          </w:tblCellMar>
-        </w:tblPrEx>
         <w:tc>
           <w:tcPr>
             <w:tcW w:w="2200" w:type="dxa"/>
@@ -6272,12 +6098,6 @@
         <w:gridCol w:w="1540"/>
       </w:tblGrid>
       <w:tr>
-        <w:tblPrEx>
-          <w:tblCellMar>
-            <w:top w:w="0" w:type="dxa"/>
-            <w:bottom w:w="0" w:type="dxa"/>
-          </w:tblCellMar>
-        </w:tblPrEx>
         <w:trPr>
           <w:tblHeader/>
         </w:trPr>
@@ -6438,12 +6258,6 @@
         </w:tc>
       </w:tr>
       <w:tr>
-        <w:tblPrEx>
-          <w:tblCellMar>
-            <w:top w:w="0" w:type="dxa"/>
-            <w:bottom w:w="0" w:type="dxa"/>
-          </w:tblCellMar>
-        </w:tblPrEx>
         <w:tc>
           <w:tcPr>
             <w:tcW w:w="3200" w:type="dxa"/>
@@ -6603,12 +6417,6 @@
         </w:tc>
       </w:tr>
       <w:tr>
-        <w:tblPrEx>
-          <w:tblCellMar>
-            <w:top w:w="0" w:type="dxa"/>
-            <w:bottom w:w="0" w:type="dxa"/>
-          </w:tblCellMar>
-        </w:tblPrEx>
         <w:tc>
           <w:tcPr>
             <w:tcW w:w="3200" w:type="dxa"/>
@@ -6819,12 +6627,6 @@
         <w:gridCol w:w="1185"/>
       </w:tblGrid>
       <w:tr>
-        <w:tblPrEx>
-          <w:tblCellMar>
-            <w:top w:w="0" w:type="dxa"/>
-            <w:bottom w:w="0" w:type="dxa"/>
-          </w:tblCellMar>
-        </w:tblPrEx>
         <w:trPr>
           <w:tblHeader/>
         </w:trPr>
@@ -7059,12 +6861,6 @@
         </w:tc>
       </w:tr>
       <w:tr>
-        <w:tblPrEx>
-          <w:tblCellMar>
-            <w:top w:w="0" w:type="dxa"/>
-            <w:bottom w:w="0" w:type="dxa"/>
-          </w:tblCellMar>
-        </w:tblPrEx>
         <w:tc>
           <w:tcPr>
             <w:tcW w:w="2200" w:type="dxa"/>
@@ -7290,12 +7086,6 @@
         </w:tc>
       </w:tr>
       <w:tr>
-        <w:tblPrEx>
-          <w:tblCellMar>
-            <w:top w:w="0" w:type="dxa"/>
-            <w:bottom w:w="0" w:type="dxa"/>
-          </w:tblCellMar>
-        </w:tblPrEx>
         <w:tc>
           <w:tcPr>
             <w:tcW w:w="2200" w:type="dxa"/>
@@ -8019,12 +7809,6 @@
         <w:gridCol w:w="1590"/>
       </w:tblGrid>
       <w:tr>
-        <w:tblPrEx>
-          <w:tblCellMar>
-            <w:top w:w="0" w:type="dxa"/>
-            <w:bottom w:w="0" w:type="dxa"/>
-          </w:tblCellMar>
-        </w:tblPrEx>
         <w:trPr>
           <w:tblHeader/>
         </w:trPr>
@@ -8186,12 +7970,6 @@
         </w:tc>
       </w:tr>
       <w:tr>
-        <w:tblPrEx>
-          <w:tblCellMar>
-            <w:top w:w="0" w:type="dxa"/>
-            <w:bottom w:w="0" w:type="dxa"/>
-          </w:tblCellMar>
-        </w:tblPrEx>
         <w:tc>
           <w:tcPr>
             <w:tcW w:w="3000" w:type="dxa"/>
@@ -8351,12 +8129,6 @@
         </w:tc>
       </w:tr>
       <w:tr>
-        <w:tblPrEx>
-          <w:tblCellMar>
-            <w:top w:w="0" w:type="dxa"/>
-            <w:bottom w:w="0" w:type="dxa"/>
-          </w:tblCellMar>
-        </w:tblPrEx>
         <w:tc>
           <w:tcPr>
             <w:tcW w:w="3000" w:type="dxa"/>
@@ -8827,12 +8599,6 @@
         <w:gridCol w:w="7160"/>
       </w:tblGrid>
       <w:tr>
-        <w:tblPrEx>
-          <w:tblCellMar>
-            <w:top w:w="0" w:type="dxa"/>
-            <w:bottom w:w="0" w:type="dxa"/>
-          </w:tblCellMar>
-        </w:tblPrEx>
         <w:trPr>
           <w:tblHeader/>
         </w:trPr>
@@ -8900,12 +8666,6 @@
         </w:tc>
       </w:tr>
       <w:tr>
-        <w:tblPrEx>
-          <w:tblCellMar>
-            <w:top w:w="0" w:type="dxa"/>
-            <w:bottom w:w="0" w:type="dxa"/>
-          </w:tblCellMar>
-        </w:tblPrEx>
         <w:tc>
           <w:tcPr>
             <w:tcW w:w="2200" w:type="dxa"/>
@@ -8966,12 +8726,6 @@
         </w:tc>
       </w:tr>
       <w:tr>
-        <w:tblPrEx>
-          <w:tblCellMar>
-            <w:top w:w="0" w:type="dxa"/>
-            <w:bottom w:w="0" w:type="dxa"/>
-          </w:tblCellMar>
-        </w:tblPrEx>
         <w:tc>
           <w:tcPr>
             <w:tcW w:w="2200" w:type="dxa"/>
@@ -9078,12 +8832,6 @@
         </w:tc>
       </w:tr>
       <w:tr>
-        <w:tblPrEx>
-          <w:tblCellMar>
-            <w:top w:w="0" w:type="dxa"/>
-            <w:bottom w:w="0" w:type="dxa"/>
-          </w:tblCellMar>
-        </w:tblPrEx>
         <w:tc>
           <w:tcPr>
             <w:tcW w:w="2200" w:type="dxa"/>
@@ -9190,12 +8938,6 @@
         </w:tc>
       </w:tr>
       <w:tr>
-        <w:tblPrEx>
-          <w:tblCellMar>
-            <w:top w:w="0" w:type="dxa"/>
-            <w:bottom w:w="0" w:type="dxa"/>
-          </w:tblCellMar>
-        </w:tblPrEx>
         <w:tc>
           <w:tcPr>
             <w:tcW w:w="2200" w:type="dxa"/>
@@ -9284,12 +9026,6 @@
         </w:tc>
       </w:tr>
       <w:tr>
-        <w:tblPrEx>
-          <w:tblCellMar>
-            <w:top w:w="0" w:type="dxa"/>
-            <w:bottom w:w="0" w:type="dxa"/>
-          </w:tblCellMar>
-        </w:tblPrEx>
         <w:tc>
           <w:tcPr>
             <w:tcW w:w="2200" w:type="dxa"/>
@@ -11659,12 +11395,6 @@
         <w:gridCol w:w="1540"/>
       </w:tblGrid>
       <w:tr>
-        <w:tblPrEx>
-          <w:tblCellMar>
-            <w:top w:w="0" w:type="dxa"/>
-            <w:bottom w:w="0" w:type="dxa"/>
-          </w:tblCellMar>
-        </w:tblPrEx>
         <w:trPr>
           <w:tblHeader/>
         </w:trPr>
@@ -11825,12 +11555,6 @@
         </w:tc>
       </w:tr>
       <w:tr>
-        <w:tblPrEx>
-          <w:tblCellMar>
-            <w:top w:w="0" w:type="dxa"/>
-            <w:bottom w:w="0" w:type="dxa"/>
-          </w:tblCellMar>
-        </w:tblPrEx>
         <w:tc>
           <w:tcPr>
             <w:tcW w:w="3200" w:type="dxa"/>
@@ -11990,12 +11714,6 @@
         </w:tc>
       </w:tr>
       <w:tr>
-        <w:tblPrEx>
-          <w:tblCellMar>
-            <w:top w:w="0" w:type="dxa"/>
-            <w:bottom w:w="0" w:type="dxa"/>
-          </w:tblCellMar>
-        </w:tblPrEx>
         <w:tc>
           <w:tcPr>
             <w:tcW w:w="3200" w:type="dxa"/>
@@ -12206,12 +11924,6 @@
         <w:gridCol w:w="1185"/>
       </w:tblGrid>
       <w:tr>
-        <w:tblPrEx>
-          <w:tblCellMar>
-            <w:top w:w="0" w:type="dxa"/>
-            <w:bottom w:w="0" w:type="dxa"/>
-          </w:tblCellMar>
-        </w:tblPrEx>
         <w:trPr>
           <w:tblHeader/>
         </w:trPr>
@@ -12446,12 +12158,6 @@
         </w:tc>
       </w:tr>
       <w:tr>
-        <w:tblPrEx>
-          <w:tblCellMar>
-            <w:top w:w="0" w:type="dxa"/>
-            <w:bottom w:w="0" w:type="dxa"/>
-          </w:tblCellMar>
-        </w:tblPrEx>
         <w:tc>
           <w:tcPr>
             <w:tcW w:w="2200" w:type="dxa"/>
@@ -12677,12 +12383,6 @@
         </w:tc>
       </w:tr>
       <w:tr>
-        <w:tblPrEx>
-          <w:tblCellMar>
-            <w:top w:w="0" w:type="dxa"/>
-            <w:bottom w:w="0" w:type="dxa"/>
-          </w:tblCellMar>
-        </w:tblPrEx>
         <w:tc>
           <w:tcPr>
             <w:tcW w:w="2200" w:type="dxa"/>
@@ -13417,12 +13117,6 @@
         <w:gridCol w:w="1590"/>
       </w:tblGrid>
       <w:tr>
-        <w:tblPrEx>
-          <w:tblCellMar>
-            <w:top w:w="0" w:type="dxa"/>
-            <w:bottom w:w="0" w:type="dxa"/>
-          </w:tblCellMar>
-        </w:tblPrEx>
         <w:trPr>
           <w:tblHeader/>
         </w:trPr>
@@ -13584,12 +13278,6 @@
         </w:tc>
       </w:tr>
       <w:tr>
-        <w:tblPrEx>
-          <w:tblCellMar>
-            <w:top w:w="0" w:type="dxa"/>
-            <w:bottom w:w="0" w:type="dxa"/>
-          </w:tblCellMar>
-        </w:tblPrEx>
         <w:tc>
           <w:tcPr>
             <w:tcW w:w="3000" w:type="dxa"/>
@@ -13749,12 +13437,6 @@
         </w:tc>
       </w:tr>
       <w:tr>
-        <w:tblPrEx>
-          <w:tblCellMar>
-            <w:top w:w="0" w:type="dxa"/>
-            <w:bottom w:w="0" w:type="dxa"/>
-          </w:tblCellMar>
-        </w:tblPrEx>
         <w:tc>
           <w:tcPr>
             <w:tcW w:w="3000" w:type="dxa"/>
@@ -14225,12 +13907,6 @@
         <w:gridCol w:w="7160"/>
       </w:tblGrid>
       <w:tr>
-        <w:tblPrEx>
-          <w:tblCellMar>
-            <w:top w:w="0" w:type="dxa"/>
-            <w:bottom w:w="0" w:type="dxa"/>
-          </w:tblCellMar>
-        </w:tblPrEx>
         <w:trPr>
           <w:tblHeader/>
         </w:trPr>
@@ -14298,12 +13974,6 @@
         </w:tc>
       </w:tr>
       <w:tr>
-        <w:tblPrEx>
-          <w:tblCellMar>
-            <w:top w:w="0" w:type="dxa"/>
-            <w:bottom w:w="0" w:type="dxa"/>
-          </w:tblCellMar>
-        </w:tblPrEx>
         <w:tc>
           <w:tcPr>
             <w:tcW w:w="2200" w:type="dxa"/>
@@ -14364,12 +14034,6 @@
         </w:tc>
       </w:tr>
       <w:tr>
-        <w:tblPrEx>
-          <w:tblCellMar>
-            <w:top w:w="0" w:type="dxa"/>
-            <w:bottom w:w="0" w:type="dxa"/>
-          </w:tblCellMar>
-        </w:tblPrEx>
         <w:tc>
           <w:tcPr>
             <w:tcW w:w="2200" w:type="dxa"/>
@@ -14476,12 +14140,6 @@
         </w:tc>
       </w:tr>
       <w:tr>
-        <w:tblPrEx>
-          <w:tblCellMar>
-            <w:top w:w="0" w:type="dxa"/>
-            <w:bottom w:w="0" w:type="dxa"/>
-          </w:tblCellMar>
-        </w:tblPrEx>
         <w:tc>
           <w:tcPr>
             <w:tcW w:w="2200" w:type="dxa"/>
@@ -14588,12 +14246,6 @@
         </w:tc>
       </w:tr>
       <w:tr>
-        <w:tblPrEx>
-          <w:tblCellMar>
-            <w:top w:w="0" w:type="dxa"/>
-            <w:bottom w:w="0" w:type="dxa"/>
-          </w:tblCellMar>
-        </w:tblPrEx>
         <w:tc>
           <w:tcPr>
             <w:tcW w:w="2200" w:type="dxa"/>
@@ -14700,12 +14352,6 @@
         </w:tc>
       </w:tr>
       <w:tr>
-        <w:tblPrEx>
-          <w:tblCellMar>
-            <w:top w:w="0" w:type="dxa"/>
-            <w:bottom w:w="0" w:type="dxa"/>
-          </w:tblCellMar>
-        </w:tblPrEx>
         <w:tc>
           <w:tcPr>
             <w:tcW w:w="2200" w:type="dxa"/>
@@ -14812,12 +14458,6 @@
         </w:tc>
       </w:tr>
       <w:tr>
-        <w:tblPrEx>
-          <w:tblCellMar>
-            <w:top w:w="0" w:type="dxa"/>
-            <w:bottom w:w="0" w:type="dxa"/>
-          </w:tblCellMar>
-        </w:tblPrEx>
         <w:tc>
           <w:tcPr>
             <w:tcW w:w="2200" w:type="dxa"/>
@@ -14924,12 +14564,6 @@
         </w:tc>
       </w:tr>
       <w:tr>
-        <w:tblPrEx>
-          <w:tblCellMar>
-            <w:top w:w="0" w:type="dxa"/>
-            <w:bottom w:w="0" w:type="dxa"/>
-          </w:tblCellMar>
-        </w:tblPrEx>
         <w:tc>
           <w:tcPr>
             <w:tcW w:w="2200" w:type="dxa"/>
@@ -15018,12 +14652,6 @@
         </w:tc>
       </w:tr>
       <w:tr>
-        <w:tblPrEx>
-          <w:tblCellMar>
-            <w:top w:w="0" w:type="dxa"/>
-            <w:bottom w:w="0" w:type="dxa"/>
-          </w:tblCellMar>
-        </w:tblPrEx>
         <w:tc>
           <w:tcPr>
             <w:tcW w:w="2200" w:type="dxa"/>
@@ -17393,12 +17021,6 @@
         <w:gridCol w:w="1540"/>
       </w:tblGrid>
       <w:tr>
-        <w:tblPrEx>
-          <w:tblCellMar>
-            <w:top w:w="0" w:type="dxa"/>
-            <w:bottom w:w="0" w:type="dxa"/>
-          </w:tblCellMar>
-        </w:tblPrEx>
         <w:trPr>
           <w:tblHeader/>
         </w:trPr>
@@ -17559,12 +17181,6 @@
         </w:tc>
       </w:tr>
       <w:tr>
-        <w:tblPrEx>
-          <w:tblCellMar>
-            <w:top w:w="0" w:type="dxa"/>
-            <w:bottom w:w="0" w:type="dxa"/>
-          </w:tblCellMar>
-        </w:tblPrEx>
         <w:tc>
           <w:tcPr>
             <w:tcW w:w="3200" w:type="dxa"/>
@@ -17724,12 +17340,6 @@
         </w:tc>
       </w:tr>
       <w:tr>
-        <w:tblPrEx>
-          <w:tblCellMar>
-            <w:top w:w="0" w:type="dxa"/>
-            <w:bottom w:w="0" w:type="dxa"/>
-          </w:tblCellMar>
-        </w:tblPrEx>
         <w:tc>
           <w:tcPr>
             <w:tcW w:w="3200" w:type="dxa"/>
@@ -17940,12 +17550,6 @@
         <w:gridCol w:w="1185"/>
       </w:tblGrid>
       <w:tr>
-        <w:tblPrEx>
-          <w:tblCellMar>
-            <w:top w:w="0" w:type="dxa"/>
-            <w:bottom w:w="0" w:type="dxa"/>
-          </w:tblCellMar>
-        </w:tblPrEx>
         <w:trPr>
           <w:tblHeader/>
         </w:trPr>
@@ -18180,12 +17784,6 @@
         </w:tc>
       </w:tr>
       <w:tr>
-        <w:tblPrEx>
-          <w:tblCellMar>
-            <w:top w:w="0" w:type="dxa"/>
-            <w:bottom w:w="0" w:type="dxa"/>
-          </w:tblCellMar>
-        </w:tblPrEx>
         <w:tc>
           <w:tcPr>
             <w:tcW w:w="2200" w:type="dxa"/>
@@ -18411,12 +18009,6 @@
         </w:tc>
       </w:tr>
       <w:tr>
-        <w:tblPrEx>
-          <w:tblCellMar>
-            <w:top w:w="0" w:type="dxa"/>
-            <w:bottom w:w="0" w:type="dxa"/>
-          </w:tblCellMar>
-        </w:tblPrEx>
         <w:tc>
           <w:tcPr>
             <w:tcW w:w="2200" w:type="dxa"/>
@@ -19129,12 +18721,6 @@
         <w:gridCol w:w="1590"/>
       </w:tblGrid>
       <w:tr>
-        <w:tblPrEx>
-          <w:tblCellMar>
-            <w:top w:w="0" w:type="dxa"/>
-            <w:bottom w:w="0" w:type="dxa"/>
-          </w:tblCellMar>
-        </w:tblPrEx>
         <w:trPr>
           <w:tblHeader/>
         </w:trPr>
@@ -19296,12 +18882,6 @@
         </w:tc>
       </w:tr>
       <w:tr>
-        <w:tblPrEx>
-          <w:tblCellMar>
-            <w:top w:w="0" w:type="dxa"/>
-            <w:bottom w:w="0" w:type="dxa"/>
-          </w:tblCellMar>
-        </w:tblPrEx>
         <w:tc>
           <w:tcPr>
             <w:tcW w:w="3000" w:type="dxa"/>
@@ -19461,12 +19041,6 @@
         </w:tc>
       </w:tr>
       <w:tr>
-        <w:tblPrEx>
-          <w:tblCellMar>
-            <w:top w:w="0" w:type="dxa"/>
-            <w:bottom w:w="0" w:type="dxa"/>
-          </w:tblCellMar>
-        </w:tblPrEx>
         <w:tc>
           <w:tcPr>
             <w:tcW w:w="3000" w:type="dxa"/>
@@ -19937,12 +19511,6 @@
         <w:gridCol w:w="7160"/>
       </w:tblGrid>
       <w:tr>
-        <w:tblPrEx>
-          <w:tblCellMar>
-            <w:top w:w="0" w:type="dxa"/>
-            <w:bottom w:w="0" w:type="dxa"/>
-          </w:tblCellMar>
-        </w:tblPrEx>
         <w:trPr>
           <w:tblHeader/>
         </w:trPr>
@@ -20010,12 +19578,6 @@
         </w:tc>
       </w:tr>
       <w:tr>
-        <w:tblPrEx>
-          <w:tblCellMar>
-            <w:top w:w="0" w:type="dxa"/>
-            <w:bottom w:w="0" w:type="dxa"/>
-          </w:tblCellMar>
-        </w:tblPrEx>
         <w:tc>
           <w:tcPr>
             <w:tcW w:w="2200" w:type="dxa"/>
@@ -20076,12 +19638,6 @@
         </w:tc>
       </w:tr>
       <w:tr>
-        <w:tblPrEx>
-          <w:tblCellMar>
-            <w:top w:w="0" w:type="dxa"/>
-            <w:bottom w:w="0" w:type="dxa"/>
-          </w:tblCellMar>
-        </w:tblPrEx>
         <w:tc>
           <w:tcPr>
             <w:tcW w:w="2200" w:type="dxa"/>
@@ -20188,12 +19744,6 @@
         </w:tc>
       </w:tr>
       <w:tr>
-        <w:tblPrEx>
-          <w:tblCellMar>
-            <w:top w:w="0" w:type="dxa"/>
-            <w:bottom w:w="0" w:type="dxa"/>
-          </w:tblCellMar>
-        </w:tblPrEx>
         <w:tc>
           <w:tcPr>
             <w:tcW w:w="2200" w:type="dxa"/>
@@ -20300,12 +19850,6 @@
         </w:tc>
       </w:tr>
       <w:tr>
-        <w:tblPrEx>
-          <w:tblCellMar>
-            <w:top w:w="0" w:type="dxa"/>
-            <w:bottom w:w="0" w:type="dxa"/>
-          </w:tblCellMar>
-        </w:tblPrEx>
         <w:tc>
           <w:tcPr>
             <w:tcW w:w="2200" w:type="dxa"/>
@@ -20412,12 +19956,6 @@
         </w:tc>
       </w:tr>
       <w:tr>
-        <w:tblPrEx>
-          <w:tblCellMar>
-            <w:top w:w="0" w:type="dxa"/>
-            <w:bottom w:w="0" w:type="dxa"/>
-          </w:tblCellMar>
-        </w:tblPrEx>
         <w:tc>
           <w:tcPr>
             <w:tcW w:w="2200" w:type="dxa"/>
@@ -20524,12 +20062,6 @@
         </w:tc>
       </w:tr>
       <w:tr>
-        <w:tblPrEx>
-          <w:tblCellMar>
-            <w:top w:w="0" w:type="dxa"/>
-            <w:bottom w:w="0" w:type="dxa"/>
-          </w:tblCellMar>
-        </w:tblPrEx>
         <w:tc>
           <w:tcPr>
             <w:tcW w:w="2200" w:type="dxa"/>
@@ -20636,12 +20168,6 @@
         </w:tc>
       </w:tr>
       <w:tr>
-        <w:tblPrEx>
-          <w:tblCellMar>
-            <w:top w:w="0" w:type="dxa"/>
-            <w:bottom w:w="0" w:type="dxa"/>
-          </w:tblCellMar>
-        </w:tblPrEx>
         <w:tc>
           <w:tcPr>
             <w:tcW w:w="2200" w:type="dxa"/>
@@ -20730,12 +20256,6 @@
         </w:tc>
       </w:tr>
       <w:tr>
-        <w:tblPrEx>
-          <w:tblCellMar>
-            <w:top w:w="0" w:type="dxa"/>
-            <w:bottom w:w="0" w:type="dxa"/>
-          </w:tblCellMar>
-        </w:tblPrEx>
         <w:tc>
           <w:tcPr>
             <w:tcW w:w="2200" w:type="dxa"/>
@@ -23113,12 +22633,6 @@
         <w:gridCol w:w="1540"/>
       </w:tblGrid>
       <w:tr>
-        <w:tblPrEx>
-          <w:tblCellMar>
-            <w:top w:w="0" w:type="dxa"/>
-            <w:bottom w:w="0" w:type="dxa"/>
-          </w:tblCellMar>
-        </w:tblPrEx>
         <w:trPr>
           <w:tblHeader/>
         </w:trPr>
@@ -23279,12 +22793,6 @@
         </w:tc>
       </w:tr>
       <w:tr>
-        <w:tblPrEx>
-          <w:tblCellMar>
-            <w:top w:w="0" w:type="dxa"/>
-            <w:bottom w:w="0" w:type="dxa"/>
-          </w:tblCellMar>
-        </w:tblPrEx>
         <w:tc>
           <w:tcPr>
             <w:tcW w:w="3200" w:type="dxa"/>
@@ -23444,12 +22952,6 @@
         </w:tc>
       </w:tr>
       <w:tr>
-        <w:tblPrEx>
-          <w:tblCellMar>
-            <w:top w:w="0" w:type="dxa"/>
-            <w:bottom w:w="0" w:type="dxa"/>
-          </w:tblCellMar>
-        </w:tblPrEx>
         <w:tc>
           <w:tcPr>
             <w:tcW w:w="3200" w:type="dxa"/>
@@ -23660,12 +23162,6 @@
         <w:gridCol w:w="1185"/>
       </w:tblGrid>
       <w:tr>
-        <w:tblPrEx>
-          <w:tblCellMar>
-            <w:top w:w="0" w:type="dxa"/>
-            <w:bottom w:w="0" w:type="dxa"/>
-          </w:tblCellMar>
-        </w:tblPrEx>
         <w:trPr>
           <w:tblHeader/>
         </w:trPr>
@@ -23900,12 +23396,6 @@
         </w:tc>
       </w:tr>
       <w:tr>
-        <w:tblPrEx>
-          <w:tblCellMar>
-            <w:top w:w="0" w:type="dxa"/>
-            <w:bottom w:w="0" w:type="dxa"/>
-          </w:tblCellMar>
-        </w:tblPrEx>
         <w:tc>
           <w:tcPr>
             <w:tcW w:w="2200" w:type="dxa"/>
@@ -24131,12 +23621,6 @@
         </w:tc>
       </w:tr>
       <w:tr>
-        <w:tblPrEx>
-          <w:tblCellMar>
-            <w:top w:w="0" w:type="dxa"/>
-            <w:bottom w:w="0" w:type="dxa"/>
-          </w:tblCellMar>
-        </w:tblPrEx>
         <w:tc>
           <w:tcPr>
             <w:tcW w:w="2200" w:type="dxa"/>
@@ -24871,12 +24355,6 @@
         <w:gridCol w:w="1590"/>
       </w:tblGrid>
       <w:tr>
-        <w:tblPrEx>
-          <w:tblCellMar>
-            <w:top w:w="0" w:type="dxa"/>
-            <w:bottom w:w="0" w:type="dxa"/>
-          </w:tblCellMar>
-        </w:tblPrEx>
         <w:trPr>
           <w:tblHeader/>
         </w:trPr>
@@ -25038,12 +24516,6 @@
         </w:tc>
       </w:tr>
       <w:tr>
-        <w:tblPrEx>
-          <w:tblCellMar>
-            <w:top w:w="0" w:type="dxa"/>
-            <w:bottom w:w="0" w:type="dxa"/>
-          </w:tblCellMar>
-        </w:tblPrEx>
         <w:tc>
           <w:tcPr>
             <w:tcW w:w="3000" w:type="dxa"/>
@@ -25203,12 +24675,6 @@
         </w:tc>
       </w:tr>
       <w:tr>
-        <w:tblPrEx>
-          <w:tblCellMar>
-            <w:top w:w="0" w:type="dxa"/>
-            <w:bottom w:w="0" w:type="dxa"/>
-          </w:tblCellMar>
-        </w:tblPrEx>
         <w:tc>
           <w:tcPr>
             <w:tcW w:w="3000" w:type="dxa"/>
@@ -25678,12 +25144,6 @@
         <w:gridCol w:w="1500"/>
       </w:tblGrid>
       <w:tr>
-        <w:tblPrEx>
-          <w:tblCellMar>
-            <w:top w:w="0" w:type="dxa"/>
-            <w:bottom w:w="0" w:type="dxa"/>
-          </w:tblCellMar>
-        </w:tblPrEx>
         <w:trPr>
           <w:tblHeader/>
         </w:trPr>
@@ -25875,12 +25335,6 @@
         </w:tc>
       </w:tr>
       <w:tr>
-        <w:tblPrEx>
-          <w:tblCellMar>
-            <w:top w:w="0" w:type="dxa"/>
-            <w:bottom w:w="0" w:type="dxa"/>
-          </w:tblCellMar>
-        </w:tblPrEx>
         <w:tc>
           <w:tcPr>
             <w:tcW w:w="2000" w:type="dxa"/>
@@ -26082,12 +25536,6 @@
         </w:tc>
       </w:tr>
       <w:tr>
-        <w:tblPrEx>
-          <w:tblCellMar>
-            <w:top w:w="0" w:type="dxa"/>
-            <w:bottom w:w="0" w:type="dxa"/>
-          </w:tblCellMar>
-        </w:tblPrEx>
         <w:tc>
           <w:tcPr>
             <w:tcW w:w="2000" w:type="dxa"/>
@@ -26279,12 +25727,6 @@
         </w:tc>
       </w:tr>
       <w:tr>
-        <w:tblPrEx>
-          <w:tblCellMar>
-            <w:top w:w="0" w:type="dxa"/>
-            <w:bottom w:w="0" w:type="dxa"/>
-          </w:tblCellMar>
-        </w:tblPrEx>
         <w:tc>
           <w:tcPr>
             <w:tcW w:w="2000" w:type="dxa"/>
@@ -26476,12 +25918,6 @@
         </w:tc>
       </w:tr>
       <w:tr>
-        <w:tblPrEx>
-          <w:tblCellMar>
-            <w:top w:w="0" w:type="dxa"/>
-            <w:bottom w:w="0" w:type="dxa"/>
-          </w:tblCellMar>
-        </w:tblPrEx>
         <w:tc>
           <w:tcPr>
             <w:tcW w:w="2000" w:type="dxa"/>
@@ -26728,12 +26164,6 @@
         <w:gridCol w:w="1500"/>
       </w:tblGrid>
       <w:tr>
-        <w:tblPrEx>
-          <w:tblCellMar>
-            <w:top w:w="0" w:type="dxa"/>
-            <w:bottom w:w="0" w:type="dxa"/>
-          </w:tblCellMar>
-        </w:tblPrEx>
         <w:trPr>
           <w:tblHeader/>
         </w:trPr>
@@ -26925,12 +26355,6 @@
         </w:tc>
       </w:tr>
       <w:tr>
-        <w:tblPrEx>
-          <w:tblCellMar>
-            <w:top w:w="0" w:type="dxa"/>
-            <w:bottom w:w="0" w:type="dxa"/>
-          </w:tblCellMar>
-        </w:tblPrEx>
         <w:tc>
           <w:tcPr>
             <w:tcW w:w="2000" w:type="dxa"/>
@@ -27132,12 +26556,6 @@
         </w:tc>
       </w:tr>
       <w:tr>
-        <w:tblPrEx>
-          <w:tblCellMar>
-            <w:top w:w="0" w:type="dxa"/>
-            <w:bottom w:w="0" w:type="dxa"/>
-          </w:tblCellMar>
-        </w:tblPrEx>
         <w:tc>
           <w:tcPr>
             <w:tcW w:w="2000" w:type="dxa"/>
@@ -27329,12 +26747,6 @@
         </w:tc>
       </w:tr>
       <w:tr>
-        <w:tblPrEx>
-          <w:tblCellMar>
-            <w:top w:w="0" w:type="dxa"/>
-            <w:bottom w:w="0" w:type="dxa"/>
-          </w:tblCellMar>
-        </w:tblPrEx>
         <w:tc>
           <w:tcPr>
             <w:tcW w:w="2000" w:type="dxa"/>
@@ -27526,12 +26938,6 @@
         </w:tc>
       </w:tr>
       <w:tr>
-        <w:tblPrEx>
-          <w:tblCellMar>
-            <w:top w:w="0" w:type="dxa"/>
-            <w:bottom w:w="0" w:type="dxa"/>
-          </w:tblCellMar>
-        </w:tblPrEx>
         <w:tc>
           <w:tcPr>
             <w:tcW w:w="2000" w:type="dxa"/>
@@ -27788,12 +27194,6 @@
         <w:gridCol w:w="1501"/>
       </w:tblGrid>
       <w:tr>
-        <w:tblPrEx>
-          <w:tblCellMar>
-            <w:top w:w="0" w:type="dxa"/>
-            <w:bottom w:w="0" w:type="dxa"/>
-          </w:tblCellMar>
-        </w:tblPrEx>
         <w:trPr>
           <w:tblHeader/>
         </w:trPr>
@@ -28028,12 +27428,6 @@
         </w:tc>
       </w:tr>
       <w:tr>
-        <w:tblPrEx>
-          <w:tblCellMar>
-            <w:top w:w="0" w:type="dxa"/>
-            <w:bottom w:w="0" w:type="dxa"/>
-          </w:tblCellMar>
-        </w:tblPrEx>
         <w:tc>
           <w:tcPr>
             <w:tcW w:w="2000" w:type="dxa"/>
@@ -28267,12 +27661,6 @@
         </w:tc>
       </w:tr>
       <w:tr>
-        <w:tblPrEx>
-          <w:tblCellMar>
-            <w:top w:w="0" w:type="dxa"/>
-            <w:bottom w:w="0" w:type="dxa"/>
-          </w:tblCellMar>
-        </w:tblPrEx>
         <w:tc>
           <w:tcPr>
             <w:tcW w:w="2000" w:type="dxa"/>
@@ -28496,12 +27884,6 @@
         </w:tc>
       </w:tr>
       <w:tr>
-        <w:tblPrEx>
-          <w:tblCellMar>
-            <w:top w:w="0" w:type="dxa"/>
-            <w:bottom w:w="0" w:type="dxa"/>
-          </w:tblCellMar>
-        </w:tblPrEx>
         <w:tc>
           <w:tcPr>
             <w:tcW w:w="2000" w:type="dxa"/>
@@ -28725,12 +28107,6 @@
         </w:tc>
       </w:tr>
       <w:tr>
-        <w:tblPrEx>
-          <w:tblCellMar>
-            <w:top w:w="0" w:type="dxa"/>
-            <w:bottom w:w="0" w:type="dxa"/>
-          </w:tblCellMar>
-        </w:tblPrEx>
         <w:tc>
           <w:tcPr>
             <w:tcW w:w="2000" w:type="dxa"/>
@@ -29064,12 +28440,6 @@
         <w:gridCol w:w="1501"/>
       </w:tblGrid>
       <w:tr>
-        <w:tblPrEx>
-          <w:tblCellMar>
-            <w:top w:w="0" w:type="dxa"/>
-            <w:bottom w:w="0" w:type="dxa"/>
-          </w:tblCellMar>
-        </w:tblPrEx>
         <w:trPr>
           <w:tblHeader/>
         </w:trPr>
@@ -29304,12 +28674,6 @@
         </w:tc>
       </w:tr>
       <w:tr>
-        <w:tblPrEx>
-          <w:tblCellMar>
-            <w:top w:w="0" w:type="dxa"/>
-            <w:bottom w:w="0" w:type="dxa"/>
-          </w:tblCellMar>
-        </w:tblPrEx>
         <w:tc>
           <w:tcPr>
             <w:tcW w:w="2000" w:type="dxa"/>
@@ -29547,12 +28911,6 @@
         </w:tc>
       </w:tr>
       <w:tr>
-        <w:tblPrEx>
-          <w:tblCellMar>
-            <w:top w:w="0" w:type="dxa"/>
-            <w:bottom w:w="0" w:type="dxa"/>
-          </w:tblCellMar>
-        </w:tblPrEx>
         <w:tc>
           <w:tcPr>
             <w:tcW w:w="2000" w:type="dxa"/>
@@ -29776,12 +29134,6 @@
         </w:tc>
       </w:tr>
       <w:tr>
-        <w:tblPrEx>
-          <w:tblCellMar>
-            <w:top w:w="0" w:type="dxa"/>
-            <w:bottom w:w="0" w:type="dxa"/>
-          </w:tblCellMar>
-        </w:tblPrEx>
         <w:tc>
           <w:tcPr>
             <w:tcW w:w="2000" w:type="dxa"/>
@@ -30008,12 +29360,6 @@
         </w:tc>
       </w:tr>
       <w:tr>
-        <w:tblPrEx>
-          <w:tblCellMar>
-            <w:top w:w="0" w:type="dxa"/>
-            <w:bottom w:w="0" w:type="dxa"/>
-          </w:tblCellMar>
-        </w:tblPrEx>
         <w:tc>
           <w:tcPr>
             <w:tcW w:w="2000" w:type="dxa"/>
@@ -30553,6 +29899,1067 @@
       <w:pPr>
         <w:spacing w:after="60"/>
       </w:pPr>
+    </w:p>
+    <w:p>
+      <w:pPr>
+        <w:spacing w:after="60"/>
+        <w:rPr>
+          <w:color w:val="FF0000"/>
+          <w:sz w:val="44"/>
+          <w:szCs w:val="44"/>
+        </w:rPr>
+      </w:pPr>
+      <w:r>
+        <w:rPr>
+          <w:color w:val="FF0000"/>
+          <w:sz w:val="44"/>
+          <w:szCs w:val="44"/>
+        </w:rPr>
+        <w:t>Note:</w:t>
+      </w:r>
+    </w:p>
+    <w:p>
+      <w:pPr>
+        <w:spacing w:after="60"/>
+        <w:rPr>
+          <w:sz w:val="24"/>
+          <w:szCs w:val="24"/>
+        </w:rPr>
+      </w:pPr>
+      <w:r>
+        <w:rPr>
+          <w:sz w:val="24"/>
+          <w:szCs w:val="24"/>
+        </w:rPr>
+        <w:t>If SoftF1Loss is used, then the imbalanced will have good results:</w:t>
+      </w:r>
+    </w:p>
+    <w:p>
+      <w:pPr>
+        <w:spacing w:after="60"/>
+      </w:pPr>
+    </w:p>
+    <w:p>
+      <w:pPr>
+        <w:shd w:val="clear" w:color="auto" w:fill="E8E8E8" w:themeFill="background2"/>
+        <w:spacing w:after="60"/>
+        <w:rPr>
+          <w:b/>
+          <w:bCs/>
+          <w:sz w:val="16"/>
+          <w:szCs w:val="16"/>
+          <w:highlight w:val="lightGray"/>
+        </w:rPr>
+      </w:pPr>
+      <w:r>
+        <w:rPr>
+          <w:b/>
+          <w:bCs/>
+          <w:sz w:val="16"/>
+          <w:szCs w:val="16"/>
+          <w:highlight w:val="lightGray"/>
+        </w:rPr>
+        <w:t>========== Model: FNN Baseline (Imbalanced) ===========</w:t>
+      </w:r>
+    </w:p>
+    <w:p>
+      <w:pPr>
+        <w:shd w:val="clear" w:color="auto" w:fill="E8E8E8" w:themeFill="background2"/>
+        <w:spacing w:after="60"/>
+        <w:rPr>
+          <w:b/>
+          <w:bCs/>
+          <w:sz w:val="16"/>
+          <w:szCs w:val="16"/>
+          <w:highlight w:val="lightGray"/>
+        </w:rPr>
+      </w:pPr>
+      <w:r>
+        <w:rPr>
+          <w:b/>
+          <w:bCs/>
+          <w:sz w:val="16"/>
+          <w:szCs w:val="16"/>
+          <w:highlight w:val="lightGray"/>
+        </w:rPr>
+        <w:t xml:space="preserve">  Accuracy        </w:t>
+      </w:r>
+      <w:proofErr w:type="gramStart"/>
+      <w:r>
+        <w:rPr>
+          <w:b/>
+          <w:bCs/>
+          <w:sz w:val="16"/>
+          <w:szCs w:val="16"/>
+          <w:highlight w:val="lightGray"/>
+        </w:rPr>
+        <w:t xml:space="preserve">  :</w:t>
+      </w:r>
+      <w:proofErr w:type="gramEnd"/>
+      <w:r>
+        <w:rPr>
+          <w:b/>
+          <w:bCs/>
+          <w:sz w:val="16"/>
+          <w:szCs w:val="16"/>
+          <w:highlight w:val="lightGray"/>
+        </w:rPr>
+        <w:t xml:space="preserve"> 0.8087</w:t>
+      </w:r>
+    </w:p>
+    <w:p>
+      <w:pPr>
+        <w:shd w:val="clear" w:color="auto" w:fill="E8E8E8" w:themeFill="background2"/>
+        <w:spacing w:after="60"/>
+        <w:rPr>
+          <w:b/>
+          <w:bCs/>
+          <w:sz w:val="16"/>
+          <w:szCs w:val="16"/>
+          <w:highlight w:val="lightGray"/>
+        </w:rPr>
+      </w:pPr>
+      <w:r>
+        <w:rPr>
+          <w:b/>
+          <w:bCs/>
+          <w:sz w:val="16"/>
+          <w:szCs w:val="16"/>
+          <w:highlight w:val="lightGray"/>
+        </w:rPr>
+        <w:t xml:space="preserve">  F1 (</w:t>
+      </w:r>
+      <w:proofErr w:type="gramStart"/>
+      <w:r>
+        <w:rPr>
+          <w:b/>
+          <w:bCs/>
+          <w:sz w:val="16"/>
+          <w:szCs w:val="16"/>
+          <w:highlight w:val="lightGray"/>
+        </w:rPr>
+        <w:t xml:space="preserve">Micro)   </w:t>
+      </w:r>
+      <w:proofErr w:type="gramEnd"/>
+      <w:r>
+        <w:rPr>
+          <w:b/>
+          <w:bCs/>
+          <w:sz w:val="16"/>
+          <w:szCs w:val="16"/>
+          <w:highlight w:val="lightGray"/>
+        </w:rPr>
+        <w:t xml:space="preserve">   </w:t>
+      </w:r>
+      <w:proofErr w:type="gramStart"/>
+      <w:r>
+        <w:rPr>
+          <w:b/>
+          <w:bCs/>
+          <w:sz w:val="16"/>
+          <w:szCs w:val="16"/>
+          <w:highlight w:val="lightGray"/>
+        </w:rPr>
+        <w:t xml:space="preserve">  :</w:t>
+      </w:r>
+      <w:proofErr w:type="gramEnd"/>
+      <w:r>
+        <w:rPr>
+          <w:b/>
+          <w:bCs/>
+          <w:sz w:val="16"/>
+          <w:szCs w:val="16"/>
+          <w:highlight w:val="lightGray"/>
+        </w:rPr>
+        <w:t xml:space="preserve"> 0.8087</w:t>
+      </w:r>
+    </w:p>
+    <w:p>
+      <w:pPr>
+        <w:shd w:val="clear" w:color="auto" w:fill="E8E8E8" w:themeFill="background2"/>
+        <w:spacing w:after="60"/>
+        <w:rPr>
+          <w:b/>
+          <w:bCs/>
+          <w:sz w:val="16"/>
+          <w:szCs w:val="16"/>
+          <w:highlight w:val="lightGray"/>
+        </w:rPr>
+      </w:pPr>
+      <w:r>
+        <w:rPr>
+          <w:b/>
+          <w:bCs/>
+          <w:sz w:val="16"/>
+          <w:szCs w:val="16"/>
+          <w:highlight w:val="lightGray"/>
+        </w:rPr>
+        <w:t xml:space="preserve">  F1 (</w:t>
+      </w:r>
+      <w:proofErr w:type="gramStart"/>
+      <w:r>
+        <w:rPr>
+          <w:b/>
+          <w:bCs/>
+          <w:sz w:val="16"/>
+          <w:szCs w:val="16"/>
+          <w:highlight w:val="lightGray"/>
+        </w:rPr>
+        <w:t xml:space="preserve">Macro)   </w:t>
+      </w:r>
+      <w:proofErr w:type="gramEnd"/>
+      <w:r>
+        <w:rPr>
+          <w:b/>
+          <w:bCs/>
+          <w:sz w:val="16"/>
+          <w:szCs w:val="16"/>
+          <w:highlight w:val="lightGray"/>
+        </w:rPr>
+        <w:t xml:space="preserve">   </w:t>
+      </w:r>
+      <w:proofErr w:type="gramStart"/>
+      <w:r>
+        <w:rPr>
+          <w:b/>
+          <w:bCs/>
+          <w:sz w:val="16"/>
+          <w:szCs w:val="16"/>
+          <w:highlight w:val="lightGray"/>
+        </w:rPr>
+        <w:t xml:space="preserve">  :</w:t>
+      </w:r>
+      <w:proofErr w:type="gramEnd"/>
+      <w:r>
+        <w:rPr>
+          <w:b/>
+          <w:bCs/>
+          <w:sz w:val="16"/>
+          <w:szCs w:val="16"/>
+          <w:highlight w:val="lightGray"/>
+        </w:rPr>
+        <w:t xml:space="preserve"> 0.4607</w:t>
+      </w:r>
+    </w:p>
+    <w:p>
+      <w:pPr>
+        <w:shd w:val="clear" w:color="auto" w:fill="E8E8E8" w:themeFill="background2"/>
+        <w:spacing w:after="60"/>
+        <w:rPr>
+          <w:b/>
+          <w:bCs/>
+          <w:sz w:val="16"/>
+          <w:szCs w:val="16"/>
+          <w:highlight w:val="lightGray"/>
+        </w:rPr>
+      </w:pPr>
+      <w:r>
+        <w:rPr>
+          <w:b/>
+          <w:bCs/>
+          <w:sz w:val="16"/>
+          <w:szCs w:val="16"/>
+          <w:highlight w:val="lightGray"/>
+        </w:rPr>
+        <w:t xml:space="preserve">  F1 (</w:t>
+      </w:r>
+      <w:proofErr w:type="gramStart"/>
+      <w:r>
+        <w:rPr>
+          <w:b/>
+          <w:bCs/>
+          <w:sz w:val="16"/>
+          <w:szCs w:val="16"/>
+          <w:highlight w:val="lightGray"/>
+        </w:rPr>
+        <w:t>Weighted)     :</w:t>
+      </w:r>
+      <w:proofErr w:type="gramEnd"/>
+      <w:r>
+        <w:rPr>
+          <w:b/>
+          <w:bCs/>
+          <w:sz w:val="16"/>
+          <w:szCs w:val="16"/>
+          <w:highlight w:val="lightGray"/>
+        </w:rPr>
+        <w:t xml:space="preserve"> 0.8147</w:t>
+      </w:r>
+    </w:p>
+    <w:p>
+      <w:pPr>
+        <w:shd w:val="clear" w:color="auto" w:fill="E8E8E8" w:themeFill="background2"/>
+        <w:spacing w:after="60"/>
+        <w:rPr>
+          <w:b/>
+          <w:bCs/>
+          <w:sz w:val="16"/>
+          <w:szCs w:val="16"/>
+          <w:highlight w:val="lightGray"/>
+        </w:rPr>
+      </w:pPr>
+    </w:p>
+    <w:p>
+      <w:pPr>
+        <w:shd w:val="clear" w:color="auto" w:fill="E8E8E8" w:themeFill="background2"/>
+        <w:spacing w:after="60"/>
+        <w:rPr>
+          <w:b/>
+          <w:bCs/>
+          <w:sz w:val="16"/>
+          <w:szCs w:val="16"/>
+          <w:highlight w:val="lightGray"/>
+        </w:rPr>
+      </w:pPr>
+      <w:r>
+        <w:rPr>
+          <w:b/>
+          <w:bCs/>
+          <w:sz w:val="16"/>
+          <w:szCs w:val="16"/>
+          <w:highlight w:val="lightGray"/>
+        </w:rPr>
+        <w:t xml:space="preserve">  Classification Report:</w:t>
+      </w:r>
+    </w:p>
+    <w:p>
+      <w:pPr>
+        <w:shd w:val="clear" w:color="auto" w:fill="E8E8E8" w:themeFill="background2"/>
+        <w:spacing w:after="60"/>
+        <w:rPr>
+          <w:b/>
+          <w:bCs/>
+          <w:sz w:val="16"/>
+          <w:szCs w:val="16"/>
+          <w:highlight w:val="lightGray"/>
+        </w:rPr>
+      </w:pPr>
+      <w:r>
+        <w:rPr>
+          <w:b/>
+          <w:bCs/>
+          <w:sz w:val="16"/>
+          <w:szCs w:val="16"/>
+          <w:highlight w:val="lightGray"/>
+        </w:rPr>
+        <w:t xml:space="preserve">              precision    </w:t>
+      </w:r>
+      <w:proofErr w:type="gramStart"/>
+      <w:r>
+        <w:rPr>
+          <w:b/>
+          <w:bCs/>
+          <w:sz w:val="16"/>
+          <w:szCs w:val="16"/>
+          <w:highlight w:val="lightGray"/>
+        </w:rPr>
+        <w:t>recall  f</w:t>
+      </w:r>
+      <w:proofErr w:type="gramEnd"/>
+      <w:r>
+        <w:rPr>
+          <w:b/>
+          <w:bCs/>
+          <w:sz w:val="16"/>
+          <w:szCs w:val="16"/>
+          <w:highlight w:val="lightGray"/>
+        </w:rPr>
+        <w:t>1-score   support</w:t>
+      </w:r>
+    </w:p>
+    <w:p>
+      <w:pPr>
+        <w:shd w:val="clear" w:color="auto" w:fill="E8E8E8" w:themeFill="background2"/>
+        <w:spacing w:after="60"/>
+        <w:rPr>
+          <w:b/>
+          <w:bCs/>
+          <w:sz w:val="16"/>
+          <w:szCs w:val="16"/>
+          <w:highlight w:val="lightGray"/>
+        </w:rPr>
+      </w:pPr>
+    </w:p>
+    <w:p>
+      <w:pPr>
+        <w:shd w:val="clear" w:color="auto" w:fill="E8E8E8" w:themeFill="background2"/>
+        <w:spacing w:after="60"/>
+        <w:rPr>
+          <w:b/>
+          <w:bCs/>
+          <w:sz w:val="16"/>
+          <w:szCs w:val="16"/>
+          <w:highlight w:val="lightGray"/>
+        </w:rPr>
+      </w:pPr>
+      <w:r>
+        <w:rPr>
+          <w:b/>
+          <w:bCs/>
+          <w:sz w:val="16"/>
+          <w:szCs w:val="16"/>
+          <w:highlight w:val="lightGray"/>
+        </w:rPr>
+        <w:t xml:space="preserve"> No Diabetes       0.90      0.88      0.89     42741</w:t>
+      </w:r>
+    </w:p>
+    <w:p>
+      <w:pPr>
+        <w:shd w:val="clear" w:color="auto" w:fill="E8E8E8" w:themeFill="background2"/>
+        <w:spacing w:after="60"/>
+        <w:rPr>
+          <w:b/>
+          <w:bCs/>
+          <w:sz w:val="16"/>
+          <w:szCs w:val="16"/>
+          <w:highlight w:val="lightGray"/>
+        </w:rPr>
+      </w:pPr>
+      <w:r>
+        <w:rPr>
+          <w:b/>
+          <w:bCs/>
+          <w:sz w:val="16"/>
+          <w:szCs w:val="16"/>
+          <w:highlight w:val="lightGray"/>
+        </w:rPr>
+        <w:t xml:space="preserve"> Prediabetes       0.04      0.05      0.04       926</w:t>
+      </w:r>
+    </w:p>
+    <w:p>
+      <w:pPr>
+        <w:shd w:val="clear" w:color="auto" w:fill="E8E8E8" w:themeFill="background2"/>
+        <w:spacing w:after="60"/>
+        <w:rPr>
+          <w:b/>
+          <w:bCs/>
+          <w:sz w:val="16"/>
+          <w:szCs w:val="16"/>
+          <w:highlight w:val="lightGray"/>
+        </w:rPr>
+      </w:pPr>
+      <w:r>
+        <w:rPr>
+          <w:b/>
+          <w:bCs/>
+          <w:sz w:val="16"/>
+          <w:szCs w:val="16"/>
+          <w:highlight w:val="lightGray"/>
+        </w:rPr>
+        <w:t xml:space="preserve">    Diabetes       0.42      0.48      0.45      7069</w:t>
+      </w:r>
+    </w:p>
+    <w:p>
+      <w:pPr>
+        <w:shd w:val="clear" w:color="auto" w:fill="E8E8E8" w:themeFill="background2"/>
+        <w:spacing w:after="60"/>
+        <w:rPr>
+          <w:b/>
+          <w:bCs/>
+          <w:sz w:val="16"/>
+          <w:szCs w:val="16"/>
+          <w:highlight w:val="lightGray"/>
+        </w:rPr>
+      </w:pPr>
+    </w:p>
+    <w:p>
+      <w:pPr>
+        <w:shd w:val="clear" w:color="auto" w:fill="E8E8E8" w:themeFill="background2"/>
+        <w:spacing w:after="60"/>
+        <w:rPr>
+          <w:b/>
+          <w:bCs/>
+          <w:sz w:val="16"/>
+          <w:szCs w:val="16"/>
+          <w:highlight w:val="lightGray"/>
+        </w:rPr>
+      </w:pPr>
+      <w:r>
+        <w:rPr>
+          <w:b/>
+          <w:bCs/>
+          <w:sz w:val="16"/>
+          <w:szCs w:val="16"/>
+          <w:highlight w:val="lightGray"/>
+        </w:rPr>
+        <w:lastRenderedPageBreak/>
+        <w:t xml:space="preserve">    accuracy                           0.81     50736</w:t>
+      </w:r>
+    </w:p>
+    <w:p>
+      <w:pPr>
+        <w:shd w:val="clear" w:color="auto" w:fill="E8E8E8" w:themeFill="background2"/>
+        <w:spacing w:after="60"/>
+        <w:rPr>
+          <w:b/>
+          <w:bCs/>
+          <w:sz w:val="16"/>
+          <w:szCs w:val="16"/>
+          <w:highlight w:val="lightGray"/>
+        </w:rPr>
+      </w:pPr>
+      <w:r>
+        <w:rPr>
+          <w:b/>
+          <w:bCs/>
+          <w:sz w:val="16"/>
+          <w:szCs w:val="16"/>
+          <w:highlight w:val="lightGray"/>
+        </w:rPr>
+        <w:t xml:space="preserve">   macro avg       0.45      0.47      0.46     50736</w:t>
+      </w:r>
+    </w:p>
+    <w:p>
+      <w:pPr>
+        <w:shd w:val="clear" w:color="auto" w:fill="E8E8E8" w:themeFill="background2"/>
+        <w:spacing w:after="60"/>
+        <w:rPr>
+          <w:b/>
+          <w:bCs/>
+          <w:sz w:val="16"/>
+          <w:szCs w:val="16"/>
+          <w:highlight w:val="lightGray"/>
+        </w:rPr>
+      </w:pPr>
+      <w:r>
+        <w:rPr>
+          <w:b/>
+          <w:bCs/>
+          <w:sz w:val="16"/>
+          <w:szCs w:val="16"/>
+          <w:highlight w:val="lightGray"/>
+        </w:rPr>
+        <w:t>weighted avg       0.82      0.81      0.81     50736</w:t>
+      </w:r>
+    </w:p>
+    <w:p>
+      <w:pPr>
+        <w:shd w:val="clear" w:color="auto" w:fill="E8E8E8" w:themeFill="background2"/>
+        <w:spacing w:after="60"/>
+        <w:rPr>
+          <w:b/>
+          <w:bCs/>
+          <w:sz w:val="16"/>
+          <w:szCs w:val="16"/>
+          <w:highlight w:val="lightGray"/>
+        </w:rPr>
+      </w:pPr>
+    </w:p>
+    <w:p>
+      <w:pPr>
+        <w:shd w:val="clear" w:color="auto" w:fill="E8E8E8" w:themeFill="background2"/>
+        <w:spacing w:after="60"/>
+        <w:rPr>
+          <w:b/>
+          <w:bCs/>
+          <w:sz w:val="16"/>
+          <w:szCs w:val="16"/>
+          <w:highlight w:val="lightGray"/>
+        </w:rPr>
+      </w:pPr>
+    </w:p>
+    <w:p>
+      <w:pPr>
+        <w:shd w:val="clear" w:color="auto" w:fill="E8E8E8" w:themeFill="background2"/>
+        <w:spacing w:after="60"/>
+        <w:rPr>
+          <w:b/>
+          <w:bCs/>
+          <w:sz w:val="16"/>
+          <w:szCs w:val="16"/>
+          <w:highlight w:val="lightGray"/>
+        </w:rPr>
+      </w:pPr>
+      <w:r>
+        <w:rPr>
+          <w:b/>
+          <w:bCs/>
+          <w:sz w:val="16"/>
+          <w:szCs w:val="16"/>
+          <w:highlight w:val="lightGray"/>
+        </w:rPr>
+        <w:t>============= Model: FNN Balanced (SMOTE) =============</w:t>
+      </w:r>
+    </w:p>
+    <w:p>
+      <w:pPr>
+        <w:shd w:val="clear" w:color="auto" w:fill="E8E8E8" w:themeFill="background2"/>
+        <w:spacing w:after="60"/>
+        <w:rPr>
+          <w:b/>
+          <w:bCs/>
+          <w:sz w:val="16"/>
+          <w:szCs w:val="16"/>
+          <w:highlight w:val="lightGray"/>
+        </w:rPr>
+      </w:pPr>
+      <w:r>
+        <w:rPr>
+          <w:b/>
+          <w:bCs/>
+          <w:sz w:val="16"/>
+          <w:szCs w:val="16"/>
+          <w:highlight w:val="lightGray"/>
+        </w:rPr>
+        <w:t xml:space="preserve">  Accuracy        </w:t>
+      </w:r>
+      <w:proofErr w:type="gramStart"/>
+      <w:r>
+        <w:rPr>
+          <w:b/>
+          <w:bCs/>
+          <w:sz w:val="16"/>
+          <w:szCs w:val="16"/>
+          <w:highlight w:val="lightGray"/>
+        </w:rPr>
+        <w:t xml:space="preserve">  :</w:t>
+      </w:r>
+      <w:proofErr w:type="gramEnd"/>
+      <w:r>
+        <w:rPr>
+          <w:b/>
+          <w:bCs/>
+          <w:sz w:val="16"/>
+          <w:szCs w:val="16"/>
+          <w:highlight w:val="lightGray"/>
+        </w:rPr>
+        <w:t xml:space="preserve"> 0.6579</w:t>
+      </w:r>
+    </w:p>
+    <w:p>
+      <w:pPr>
+        <w:shd w:val="clear" w:color="auto" w:fill="E8E8E8" w:themeFill="background2"/>
+        <w:spacing w:after="60"/>
+        <w:rPr>
+          <w:b/>
+          <w:bCs/>
+          <w:sz w:val="16"/>
+          <w:szCs w:val="16"/>
+          <w:highlight w:val="lightGray"/>
+        </w:rPr>
+      </w:pPr>
+      <w:r>
+        <w:rPr>
+          <w:b/>
+          <w:bCs/>
+          <w:sz w:val="16"/>
+          <w:szCs w:val="16"/>
+          <w:highlight w:val="lightGray"/>
+        </w:rPr>
+        <w:t xml:space="preserve">  F1 (</w:t>
+      </w:r>
+      <w:proofErr w:type="gramStart"/>
+      <w:r>
+        <w:rPr>
+          <w:b/>
+          <w:bCs/>
+          <w:sz w:val="16"/>
+          <w:szCs w:val="16"/>
+          <w:highlight w:val="lightGray"/>
+        </w:rPr>
+        <w:t xml:space="preserve">Micro)   </w:t>
+      </w:r>
+      <w:proofErr w:type="gramEnd"/>
+      <w:r>
+        <w:rPr>
+          <w:b/>
+          <w:bCs/>
+          <w:sz w:val="16"/>
+          <w:szCs w:val="16"/>
+          <w:highlight w:val="lightGray"/>
+        </w:rPr>
+        <w:t xml:space="preserve">   </w:t>
+      </w:r>
+      <w:proofErr w:type="gramStart"/>
+      <w:r>
+        <w:rPr>
+          <w:b/>
+          <w:bCs/>
+          <w:sz w:val="16"/>
+          <w:szCs w:val="16"/>
+          <w:highlight w:val="lightGray"/>
+        </w:rPr>
+        <w:t xml:space="preserve">  :</w:t>
+      </w:r>
+      <w:proofErr w:type="gramEnd"/>
+      <w:r>
+        <w:rPr>
+          <w:b/>
+          <w:bCs/>
+          <w:sz w:val="16"/>
+          <w:szCs w:val="16"/>
+          <w:highlight w:val="lightGray"/>
+        </w:rPr>
+        <w:t xml:space="preserve"> 0.6579</w:t>
+      </w:r>
+    </w:p>
+    <w:p>
+      <w:pPr>
+        <w:shd w:val="clear" w:color="auto" w:fill="E8E8E8" w:themeFill="background2"/>
+        <w:spacing w:after="60"/>
+        <w:rPr>
+          <w:b/>
+          <w:bCs/>
+          <w:sz w:val="16"/>
+          <w:szCs w:val="16"/>
+          <w:highlight w:val="lightGray"/>
+        </w:rPr>
+      </w:pPr>
+      <w:r>
+        <w:rPr>
+          <w:b/>
+          <w:bCs/>
+          <w:sz w:val="16"/>
+          <w:szCs w:val="16"/>
+          <w:highlight w:val="lightGray"/>
+        </w:rPr>
+        <w:t xml:space="preserve">  F1 (</w:t>
+      </w:r>
+      <w:proofErr w:type="gramStart"/>
+      <w:r>
+        <w:rPr>
+          <w:b/>
+          <w:bCs/>
+          <w:sz w:val="16"/>
+          <w:szCs w:val="16"/>
+          <w:highlight w:val="lightGray"/>
+        </w:rPr>
+        <w:t xml:space="preserve">Macro)   </w:t>
+      </w:r>
+      <w:proofErr w:type="gramEnd"/>
+      <w:r>
+        <w:rPr>
+          <w:b/>
+          <w:bCs/>
+          <w:sz w:val="16"/>
+          <w:szCs w:val="16"/>
+          <w:highlight w:val="lightGray"/>
+        </w:rPr>
+        <w:t xml:space="preserve">   </w:t>
+      </w:r>
+      <w:proofErr w:type="gramStart"/>
+      <w:r>
+        <w:rPr>
+          <w:b/>
+          <w:bCs/>
+          <w:sz w:val="16"/>
+          <w:szCs w:val="16"/>
+          <w:highlight w:val="lightGray"/>
+        </w:rPr>
+        <w:t xml:space="preserve">  :</w:t>
+      </w:r>
+      <w:proofErr w:type="gramEnd"/>
+      <w:r>
+        <w:rPr>
+          <w:b/>
+          <w:bCs/>
+          <w:sz w:val="16"/>
+          <w:szCs w:val="16"/>
+          <w:highlight w:val="lightGray"/>
+        </w:rPr>
+        <w:t xml:space="preserve"> 0.4179</w:t>
+      </w:r>
+    </w:p>
+    <w:p>
+      <w:pPr>
+        <w:shd w:val="clear" w:color="auto" w:fill="E8E8E8" w:themeFill="background2"/>
+        <w:spacing w:after="60"/>
+        <w:rPr>
+          <w:b/>
+          <w:bCs/>
+          <w:sz w:val="16"/>
+          <w:szCs w:val="16"/>
+          <w:highlight w:val="lightGray"/>
+        </w:rPr>
+      </w:pPr>
+      <w:r>
+        <w:rPr>
+          <w:b/>
+          <w:bCs/>
+          <w:sz w:val="16"/>
+          <w:szCs w:val="16"/>
+          <w:highlight w:val="lightGray"/>
+        </w:rPr>
+        <w:t xml:space="preserve">  F1 (</w:t>
+      </w:r>
+      <w:proofErr w:type="gramStart"/>
+      <w:r>
+        <w:rPr>
+          <w:b/>
+          <w:bCs/>
+          <w:sz w:val="16"/>
+          <w:szCs w:val="16"/>
+          <w:highlight w:val="lightGray"/>
+        </w:rPr>
+        <w:t>Weighted)     :</w:t>
+      </w:r>
+      <w:proofErr w:type="gramEnd"/>
+      <w:r>
+        <w:rPr>
+          <w:b/>
+          <w:bCs/>
+          <w:sz w:val="16"/>
+          <w:szCs w:val="16"/>
+          <w:highlight w:val="lightGray"/>
+        </w:rPr>
+        <w:t xml:space="preserve"> 0.7221</w:t>
+      </w:r>
+    </w:p>
+    <w:p>
+      <w:pPr>
+        <w:shd w:val="clear" w:color="auto" w:fill="E8E8E8" w:themeFill="background2"/>
+        <w:spacing w:after="60"/>
+        <w:rPr>
+          <w:b/>
+          <w:bCs/>
+          <w:sz w:val="16"/>
+          <w:szCs w:val="16"/>
+          <w:highlight w:val="lightGray"/>
+        </w:rPr>
+      </w:pPr>
+    </w:p>
+    <w:p>
+      <w:pPr>
+        <w:shd w:val="clear" w:color="auto" w:fill="E8E8E8" w:themeFill="background2"/>
+        <w:spacing w:after="60"/>
+        <w:rPr>
+          <w:b/>
+          <w:bCs/>
+          <w:sz w:val="16"/>
+          <w:szCs w:val="16"/>
+          <w:highlight w:val="lightGray"/>
+        </w:rPr>
+      </w:pPr>
+      <w:r>
+        <w:rPr>
+          <w:b/>
+          <w:bCs/>
+          <w:sz w:val="16"/>
+          <w:szCs w:val="16"/>
+          <w:highlight w:val="lightGray"/>
+        </w:rPr>
+        <w:t xml:space="preserve">  Classification Report:</w:t>
+      </w:r>
+    </w:p>
+    <w:p>
+      <w:pPr>
+        <w:shd w:val="clear" w:color="auto" w:fill="E8E8E8" w:themeFill="background2"/>
+        <w:spacing w:after="60"/>
+        <w:rPr>
+          <w:b/>
+          <w:bCs/>
+          <w:sz w:val="16"/>
+          <w:szCs w:val="16"/>
+          <w:highlight w:val="lightGray"/>
+        </w:rPr>
+      </w:pPr>
+      <w:r>
+        <w:rPr>
+          <w:b/>
+          <w:bCs/>
+          <w:sz w:val="16"/>
+          <w:szCs w:val="16"/>
+          <w:highlight w:val="lightGray"/>
+        </w:rPr>
+        <w:t xml:space="preserve">              precision    </w:t>
+      </w:r>
+      <w:proofErr w:type="gramStart"/>
+      <w:r>
+        <w:rPr>
+          <w:b/>
+          <w:bCs/>
+          <w:sz w:val="16"/>
+          <w:szCs w:val="16"/>
+          <w:highlight w:val="lightGray"/>
+        </w:rPr>
+        <w:t>recall  f</w:t>
+      </w:r>
+      <w:proofErr w:type="gramEnd"/>
+      <w:r>
+        <w:rPr>
+          <w:b/>
+          <w:bCs/>
+          <w:sz w:val="16"/>
+          <w:szCs w:val="16"/>
+          <w:highlight w:val="lightGray"/>
+        </w:rPr>
+        <w:t>1-score   support</w:t>
+      </w:r>
+    </w:p>
+    <w:p>
+      <w:pPr>
+        <w:shd w:val="clear" w:color="auto" w:fill="E8E8E8" w:themeFill="background2"/>
+        <w:spacing w:after="60"/>
+        <w:rPr>
+          <w:b/>
+          <w:bCs/>
+          <w:sz w:val="16"/>
+          <w:szCs w:val="16"/>
+          <w:highlight w:val="lightGray"/>
+        </w:rPr>
+      </w:pPr>
+    </w:p>
+    <w:p>
+      <w:pPr>
+        <w:shd w:val="clear" w:color="auto" w:fill="E8E8E8" w:themeFill="background2"/>
+        <w:spacing w:after="60"/>
+        <w:rPr>
+          <w:b/>
+          <w:bCs/>
+          <w:sz w:val="16"/>
+          <w:szCs w:val="16"/>
+          <w:highlight w:val="lightGray"/>
+        </w:rPr>
+      </w:pPr>
+      <w:r>
+        <w:rPr>
+          <w:b/>
+          <w:bCs/>
+          <w:sz w:val="16"/>
+          <w:szCs w:val="16"/>
+          <w:highlight w:val="lightGray"/>
+        </w:rPr>
+        <w:t xml:space="preserve"> No Diabetes       0.94      0.68      0.79     42741</w:t>
+      </w:r>
+    </w:p>
+    <w:p>
+      <w:pPr>
+        <w:shd w:val="clear" w:color="auto" w:fill="E8E8E8" w:themeFill="background2"/>
+        <w:spacing w:after="60"/>
+        <w:rPr>
+          <w:b/>
+          <w:bCs/>
+          <w:sz w:val="16"/>
+          <w:szCs w:val="16"/>
+          <w:highlight w:val="lightGray"/>
+        </w:rPr>
+      </w:pPr>
+      <w:r>
+        <w:rPr>
+          <w:b/>
+          <w:bCs/>
+          <w:sz w:val="16"/>
+          <w:szCs w:val="16"/>
+          <w:highlight w:val="lightGray"/>
+        </w:rPr>
+        <w:t xml:space="preserve"> Prediabetes       0.03      0.19      0.05       926</w:t>
+      </w:r>
+    </w:p>
+    <w:p>
+      <w:pPr>
+        <w:shd w:val="clear" w:color="auto" w:fill="E8E8E8" w:themeFill="background2"/>
+        <w:spacing w:after="60"/>
+        <w:rPr>
+          <w:b/>
+          <w:bCs/>
+          <w:sz w:val="16"/>
+          <w:szCs w:val="16"/>
+          <w:highlight w:val="lightGray"/>
+        </w:rPr>
+      </w:pPr>
+      <w:r>
+        <w:rPr>
+          <w:b/>
+          <w:bCs/>
+          <w:sz w:val="16"/>
+          <w:szCs w:val="16"/>
+          <w:highlight w:val="lightGray"/>
+        </w:rPr>
+        <w:t xml:space="preserve">    Diabetes       0.32      0.61      0.42      7069</w:t>
+      </w:r>
+    </w:p>
+    <w:p>
+      <w:pPr>
+        <w:shd w:val="clear" w:color="auto" w:fill="E8E8E8" w:themeFill="background2"/>
+        <w:spacing w:after="60"/>
+        <w:rPr>
+          <w:b/>
+          <w:bCs/>
+          <w:sz w:val="16"/>
+          <w:szCs w:val="16"/>
+          <w:highlight w:val="lightGray"/>
+        </w:rPr>
+      </w:pPr>
+    </w:p>
+    <w:p>
+      <w:pPr>
+        <w:shd w:val="clear" w:color="auto" w:fill="E8E8E8" w:themeFill="background2"/>
+        <w:spacing w:after="60"/>
+        <w:rPr>
+          <w:b/>
+          <w:bCs/>
+          <w:sz w:val="16"/>
+          <w:szCs w:val="16"/>
+          <w:highlight w:val="lightGray"/>
+        </w:rPr>
+      </w:pPr>
+      <w:r>
+        <w:rPr>
+          <w:b/>
+          <w:bCs/>
+          <w:sz w:val="16"/>
+          <w:szCs w:val="16"/>
+          <w:highlight w:val="lightGray"/>
+        </w:rPr>
+        <w:t xml:space="preserve">    accuracy                           0.66     50736</w:t>
+      </w:r>
+    </w:p>
+    <w:p>
+      <w:pPr>
+        <w:shd w:val="clear" w:color="auto" w:fill="E8E8E8" w:themeFill="background2"/>
+        <w:spacing w:after="60"/>
+        <w:rPr>
+          <w:b/>
+          <w:bCs/>
+          <w:sz w:val="16"/>
+          <w:szCs w:val="16"/>
+          <w:highlight w:val="lightGray"/>
+        </w:rPr>
+      </w:pPr>
+      <w:r>
+        <w:rPr>
+          <w:b/>
+          <w:bCs/>
+          <w:sz w:val="16"/>
+          <w:szCs w:val="16"/>
+          <w:highlight w:val="lightGray"/>
+        </w:rPr>
+        <w:t xml:space="preserve">   macro avg       0.43      0.49      0.42     50736</w:t>
+      </w:r>
+    </w:p>
+    <w:p>
+      <w:pPr>
+        <w:shd w:val="clear" w:color="auto" w:fill="E8E8E8" w:themeFill="background2"/>
+        <w:spacing w:after="60"/>
+        <w:rPr>
+          <w:b/>
+          <w:bCs/>
+          <w:sz w:val="16"/>
+          <w:szCs w:val="16"/>
+        </w:rPr>
+      </w:pPr>
+      <w:proofErr w:type="gramStart"/>
+      <w:r>
+        <w:rPr>
+          <w:b/>
+          <w:bCs/>
+          <w:sz w:val="16"/>
+          <w:szCs w:val="16"/>
+          <w:highlight w:val="lightGray"/>
+        </w:rPr>
+        <w:t>weighted</w:t>
+      </w:r>
+      <w:proofErr w:type="gramEnd"/>
+      <w:r>
+        <w:rPr>
+          <w:b/>
+          <w:bCs/>
+          <w:sz w:val="16"/>
+          <w:szCs w:val="16"/>
+          <w:highlight w:val="lightGray"/>
+        </w:rPr>
+        <w:t xml:space="preserve"> avg       0.84      0.66      0.72     50736</w:t>
+      </w:r>
     </w:p>
     <w:sectPr>
       <w:pgSz w:w="12240" w:h="15840"/>
